--- a/住宅租賃契約_民生好室.docx
+++ b/住宅租賃契約_民生好室.docx
@@ -18,7 +18,6 @@
           <w:color w:val="000000" w:themeColor="text1"/>
           <w:lang w:eastAsia="zh-TW"/>
         </w:rPr>
-        <w:t>·</w:t>
       </w:r>
       <w:r>
         <w:rPr>
@@ -61,7 +60,7 @@
           <w:sz w:val="23"/>
           <w:lang w:eastAsia="zh-TW"/>
         </w:rPr>
-        <w:t>本契約供甲方與乙方就住宅租賃使用關係訂定，並由保證人依附件約定承擔保證責任。簽署前請完整填寫空白欄位，並將設備物品成本費用清單及點交紀錄列為本契約附件。</w:t>
+        <w:t>本契約供甲方與乙方就住宅租賃使用關係訂定，保證人依附件二約定負連帶保證責任。簽署前請完整填寫空白欄位。</w:t>
       </w:r>
     </w:p>
     <w:p>
@@ -113,7 +112,7 @@
           <w:sz w:val="22"/>
           <w:lang w:eastAsia="zh-TW"/>
         </w:rPr>
-        <w:t>保證人應與甲方、乙方共同簽署附件二保證人保證約定書；如乙方有二人以上，應逐一列明並共同簽署。</w:t>
+        <w:t>保證人應與甲方、乙方於本契約「三方簽署」處共同簽署，其簽署並適用於附件二保證人保證約定書；如乙方有二人以上，應逐一列明並共同簽署。</w:t>
       </w:r>
     </w:p>
     <w:p>
@@ -183,7 +182,7 @@
           <w:sz w:val="23"/>
           <w:lang w:eastAsia="zh-TW"/>
         </w:rPr>
-        <w:t>租賃住宅門牌：桃園市桃園區民生路608號5樓。租賃範圍以本契約及附件一設備物品成本費用清單、格局示意或點交紀錄所載為準。</w:t>
+        <w:t>租賃住宅門牌：桃園市桃園區民生路608號5樓。租賃範圍為上述門牌住宅；附屬設備及物品以附件一所列項目為準。</w:t>
       </w:r>
     </w:p>
     <w:p>
@@ -252,7 +251,7 @@
           <w:sz w:val="23"/>
           <w:lang w:eastAsia="zh-TW"/>
         </w:rPr>
-        <w:t>租賃期間自民國______年____月____日起至民國______年____月____日止，期間一年。甲乙雙方應於本契約完成公證後即辦理點交，並簽署點交確認書、由甲方交付鑰匙；本條所載起租日應與實際點交日相同，亦為租金起算日。若因故未能於公證完成後當日點交，雙方應以書面確認實際點交日、修正後之起租日與租期屆滿日，並確認公證書是否須補充或更正。租期屆滿即為終止，甲方於本約簽訂時即預為反對續租之意思表示，乙方應於屆滿日返還；租期屆滿後如需續租，應由雙方另以書面約定；保證人之責任是否延長，亦應由其另行書面同意。</w:t>
+        <w:t>租賃期間自民國______年____月____日起至民國______年____月____日止，期間一年。甲乙雙方應於本契約完成公證後即辦理點交，雙方依附件一所列設備及物品逐項確認是否齊全，並由甲方交付鑰匙；本條所載起租日應與實際點交日相同，亦為租金起算日。若因故未能於公證完成後當日點交，雙方應以書面確認實際點交日、修正後之起租日與租期屆滿日，並確認公證書是否須補充或更正。租期屆滿即為終止，甲方於本約簽訂時即預為反對續租之意思表示，乙方應於屆滿日返還；租期屆滿後如需續租，應由雙方另以書面約定；保證人之責任是否延長，亦應由其另行書面同意。</w:t>
       </w:r>
     </w:p>
     <w:p>
@@ -288,7 +287,7 @@
           <w:sz w:val="23"/>
           <w:lang w:eastAsia="zh-TW"/>
         </w:rPr>
-        <w:t>每月租金為新臺幣18,500元整。乙方應於每月</w:t>
+        <w:t>每月租金為新臺幣18,500元整。乙方應於每一租賃月起始日支付當期租金；首期租金於實際點交時支付，不得無故拖延或拒絕；乙方逾期支付租金者，應按未付款金額以年息5%計付遲延利息，按日計算（年息5% × 逾期日數 ÷ 365），自應付日之翌日起算至清償日止。甲方於租賃期間不得藉任何理由調漲租金。</w:t>
       </w:r>
       <w:r>
         <w:rPr>
@@ -296,7 +295,6 @@
           <w:sz w:val="23"/>
           <w:lang w:eastAsia="zh-TW"/>
         </w:rPr>
-        <w:t>____</w:t>
       </w:r>
       <w:r>
         <w:rPr>
@@ -305,7 +303,6 @@
           <w:sz w:val="23"/>
           <w:lang w:eastAsia="zh-TW"/>
         </w:rPr>
-        <w:t>日</w:t>
       </w:r>
       <w:r>
         <w:rPr>
@@ -314,7 +311,6 @@
           <w:sz w:val="23"/>
           <w:lang w:eastAsia="zh-TW"/>
         </w:rPr>
-        <w:t>前</w:t>
       </w:r>
       <w:r>
         <w:rPr>
@@ -322,7 +318,6 @@
           <w:sz w:val="23"/>
           <w:lang w:eastAsia="zh-TW"/>
         </w:rPr>
-        <w:t>支付當月份租金，不得無故拖延或拒絕；乙方逾期支付租金者，應按未付款金額以年息5%計付遲延利息，按日計算（年息5% × 逾期日數 ÷ 365），自應付日之翌日起算至清償日止。甲方於租賃期間不得藉任何理由調漲租金。</w:t>
       </w:r>
     </w:p>
     <w:p>
@@ -355,7 +350,7 @@
           <w:color w:val="000000" w:themeColor="text1"/>
           <w:lang w:eastAsia="zh-TW"/>
         </w:rPr>
-        <w:t>首期租金自第2條所載起租日（即實際點交日）起算；首期租金之計算期間、金額及付款收據，由雙方於點交時以書面確認。本契約所稱一個租賃月，係自起租日起連續30日；租賃期間每滿30日，按月租金新臺幣18,500元計收。提前終止租約時，最後未滿30日部分按實際計租日數以每日新臺幣650元計收；計租日數自最後一期起始日起（含當日），計至承租人返還租賃住宅並完成點交之日前一日止，點交日不計租。租金尚未繳足者，承租人應補繳差額；已預繳者，出租人應將預繳租金扣除應付租金後之餘額返還承租人。</w:t>
+        <w:t>首期租金自第2條所載起租日（即實際點交日）起算；首期租金之計算期間、金額及付款收據，由雙方於點交時以書面確認。本契約以起租日起每連續30日為一個租賃月，每滿30日租金為新臺幣18,500元。提前終止租約或租期屆滿時，最後一期未滿30日部分按實際計租日數以每日新臺幣650元計收；計租日數自該最後一期起始日（含當日）起，至乙方實際返還租賃住宅並完成點交之日前一日止，點交日不計租。最後一期起始日為前一個完整30日期間屆滿之翌日；如租賃期間尚未滿30日即終止，則以起租日為最後一期起始日。乙方尚未繳足者，應補繳差額；已預繳者，甲方應將預繳租金扣除應付租金後之餘額返還乙方。</w:t>
       </w:r>
     </w:p>
     <w:p>
@@ -406,7 +401,7 @@
           <w:sz w:val="23"/>
           <w:lang w:eastAsia="zh-TW"/>
         </w:rPr>
-        <w:t>租期屆滿或契約終止，乙方返還租賃住宅並完成點交後，甲方應就已知債務結算押金。押金不得由乙方逕自抵付租金、管理費、水費、電費、瓦斯費或其他費用，亦不生利息。如水費、電費、瓦斯費或其他租賃期間費用尚待帳單寄達，甲方得自押金中暫留新臺幣3,000元作為暫估保留款；甲方應於收到前述費用最後一張相關帳單之日起7日內，依實際帳單金額計算結清，提供相關帳單、扣抵明細及單據。實際費用未達3,000元者，甲方應返還差額；超過3,000元者，得自押金餘額扣抵，不足部分由乙方補繳。結算後，甲方應返還扣抵後之押金餘額；如無尚待帳單費用，甲方應於點交及已知費用結清後7日內返還押金餘額。</w:t>
+        <w:t>租期屆滿或契約終止，乙方返還租賃住宅並完成點交後，甲方應就已知債務結算押金。押金不得由乙方逕自抵付租金、管理費、水費、電費、瓦斯費或其他費用，亦不生利息。如水費、電費、瓦斯費或其他租賃期間費用尚待帳單寄達，甲方得自押金中暫留新臺幣3,000元作為暫估保留款。甲方應於收到相關帳單之日起7日內，依實際金額結算並提供帳單、扣抵明細及單據；如帳單未全數到齊，應最遲於乙方退租並完成點交之日起3個月內，就已取得帳單或單據之費用完成結算，並返還其餘暫留款。三個月內尚未收到之帳單，其後送達時，雙方再依實際金額另行結算；甲方不得以未收到帳單為由逾期繼續暫留押金。實際費用未達3,000元者，甲方應返還差額；超過3,000元者，得自押金餘額扣抵，不足部分由乙方補繳。結算後，甲方應返還扣抵後之押金餘額；如無尚待帳單費用，甲方應於點交及已知費用結清後7日內返還押金餘額。</w:t>
       </w:r>
     </w:p>
     <w:p>
@@ -475,7 +470,7 @@
           <w:sz w:val="23"/>
           <w:lang w:eastAsia="zh-TW"/>
         </w:rPr>
-        <w:t>電費：由乙方負擔，依台灣電力股份有限公司帳單支付；如由甲方代收或分攤，應提供電費資訊，且不得超過租賃標的電費單所示應付金額。</w:t>
+        <w:t>電費：由乙方負擔，依租賃標的當期電費帳單及內政部規定計收。以用電度數計費者，每度電費不得超過電費單所載「當期每度平均電價」；非以度數計費者，每期電費總額不得超過租賃標的當期電費帳單所載總額。由甲方代收或分攤時，甲方應提供該期帳單及相關計算資訊；租賃標的以外之公共設施電費，如未併入租賃標的電費單，不得另行收取。</w:t>
       </w:r>
     </w:p>
     <w:p>
@@ -1514,7 +1509,7 @@
           <w:sz w:val="23"/>
           <w:lang w:eastAsia="zh-TW"/>
         </w:rPr>
-        <w:t>乙方未依約返還住宅者，甲方得請求未返還期間之相當租金及依法或依約計算之損害；未滿一個月者，按日租金比例計算。</w:t>
+        <w:t>乙方未依約返還住宅者，甲方得請求未返還期間之相當租金及依法或依約計算之損害；未返還期間未滿30日者，以每日新臺幣650元計算。其計算期間與第3條已計收租金重疊時，不得重複計收。</w:t>
       </w:r>
     </w:p>
     <w:p>
@@ -1926,7 +1921,7 @@
           <w:sz w:val="23"/>
           <w:lang w:eastAsia="zh-TW"/>
         </w:rPr>
-        <w:t>乙方應於簽約時並於交屋前確定保證人，完成附件二簽署及必要資料填寫；未完成前，甲方得暫不交付住宅，三方另有書面約定者從其約定。</w:t>
+        <w:t>乙方應於簽約時並於交屋前確定保證人，並由其於本契約「三方簽署」處簽署；該簽署同時適用於附件二。附件二所需資料應於交屋前填妥；未完成前，甲方得暫不交付住宅，三方另有書面約定者從其約定。</w:t>
       </w:r>
     </w:p>
     <w:p>
@@ -2080,7 +2075,13 @@
           <w:sz w:val="23"/>
           <w:lang w:eastAsia="zh-TW"/>
         </w:rPr>
-        <w:t>其他特約：________________________________________________________________________________</w:t>
+        <w:t>其他特約：</w:t>
+        <w:br/>
+        <w:t>________________________________________________________________________</w:t>
+        <w:br/>
+        <w:t>________________________________________________________________________</w:t>
+        <w:br/>
+        <w:t>________________________________________________________________________。</w:t>
       </w:r>
       <w:r>
         <w:rPr>
@@ -2088,8 +2089,6 @@
           <w:sz w:val="23"/>
           <w:lang w:eastAsia="zh-TW"/>
         </w:rPr>
-        <w:br/>
-        <w:t>____________________________________________________________________________________________</w:t>
       </w:r>
       <w:r>
         <w:rPr>
@@ -2097,8 +2096,6 @@
           <w:sz w:val="23"/>
           <w:lang w:eastAsia="zh-TW"/>
         </w:rPr>
-        <w:br/>
-        <w:t>____________________________________________________________________________________________。</w:t>
       </w:r>
     </w:p>
     <w:p>
@@ -2171,6 +2168,7 @@
           </w:tcPr>
           <w:p>
             <w:pPr>
+              <w:spacing w:after="40" w:line="252" w:lineRule="auto"/>
               <w:jc w:val="left"/>
               <w:rPr>
                 <w:b/>
@@ -2194,7 +2192,7 @@
           <w:p>
             <w:pPr>
               <w:keepLines/>
-              <w:spacing w:after="120" w:line="300" w:lineRule="auto"/>
+              <w:spacing w:after="40" w:line="252" w:lineRule="auto"/>
               <w:jc w:val="left"/>
               <w:rPr>
                 <w:color w:val="000000" w:themeColor="text1"/>
@@ -2213,7 +2211,7 @@
           <w:p>
             <w:pPr>
               <w:keepLines/>
-              <w:spacing w:after="120" w:line="300" w:lineRule="auto"/>
+              <w:spacing w:after="40" w:line="252" w:lineRule="auto"/>
               <w:jc w:val="left"/>
               <w:rPr>
                 <w:color w:val="000000" w:themeColor="text1"/>
@@ -2232,7 +2230,7 @@
           <w:p>
             <w:pPr>
               <w:keepLines/>
-              <w:spacing w:after="120" w:line="300" w:lineRule="auto"/>
+              <w:spacing w:after="40" w:line="252" w:lineRule="auto"/>
               <w:jc w:val="left"/>
               <w:rPr>
                 <w:color w:val="000000" w:themeColor="text1"/>
@@ -2251,7 +2249,7 @@
           <w:p>
             <w:pPr>
               <w:keepLines/>
-              <w:spacing w:after="120" w:line="300" w:lineRule="auto"/>
+              <w:spacing w:after="40" w:line="252" w:lineRule="auto"/>
               <w:jc w:val="left"/>
               <w:rPr>
                 <w:color w:val="000000" w:themeColor="text1"/>
@@ -2270,7 +2268,7 @@
           <w:p>
             <w:pPr>
               <w:keepLines/>
-              <w:spacing w:after="120" w:line="300" w:lineRule="auto"/>
+              <w:spacing w:after="40" w:line="252" w:lineRule="auto"/>
               <w:jc w:val="left"/>
               <w:rPr>
                 <w:color w:val="000000" w:themeColor="text1"/>
@@ -2289,7 +2287,7 @@
           <w:p>
             <w:pPr>
               <w:keepLines/>
-              <w:spacing w:after="120" w:line="300" w:lineRule="auto"/>
+              <w:spacing w:after="40" w:line="252" w:lineRule="auto"/>
               <w:jc w:val="left"/>
               <w:rPr>
                 <w:color w:val="000000" w:themeColor="text1"/>
@@ -2308,7 +2306,7 @@
           <w:p>
             <w:pPr>
               <w:keepLines/>
-              <w:spacing w:after="120" w:line="300" w:lineRule="auto"/>
+              <w:spacing w:after="40" w:line="252" w:lineRule="auto"/>
               <w:jc w:val="left"/>
               <w:rPr>
                 <w:color w:val="000000" w:themeColor="text1"/>
@@ -2366,6 +2364,7 @@
           </w:tcPr>
           <w:p>
             <w:pPr>
+              <w:spacing w:after="40" w:line="252" w:lineRule="auto"/>
               <w:jc w:val="left"/>
               <w:rPr>
                 <w:b/>
@@ -2389,7 +2388,7 @@
           <w:p>
             <w:pPr>
               <w:keepLines/>
-              <w:spacing w:after="120" w:line="300" w:lineRule="auto"/>
+              <w:spacing w:after="40" w:line="252" w:lineRule="auto"/>
               <w:jc w:val="left"/>
               <w:rPr>
                 <w:color w:val="000000" w:themeColor="text1"/>
@@ -2408,7 +2407,7 @@
           <w:p>
             <w:pPr>
               <w:keepLines/>
-              <w:spacing w:after="120" w:line="300" w:lineRule="auto"/>
+              <w:spacing w:after="40" w:line="252" w:lineRule="auto"/>
               <w:jc w:val="left"/>
               <w:rPr>
                 <w:color w:val="000000" w:themeColor="text1"/>
@@ -2427,7 +2426,7 @@
           <w:p>
             <w:pPr>
               <w:keepLines/>
-              <w:spacing w:after="120" w:line="300" w:lineRule="auto"/>
+              <w:spacing w:after="40" w:line="252" w:lineRule="auto"/>
               <w:jc w:val="left"/>
               <w:rPr>
                 <w:color w:val="000000" w:themeColor="text1"/>
@@ -2446,7 +2445,7 @@
           <w:p>
             <w:pPr>
               <w:keepLines/>
-              <w:spacing w:after="120" w:line="300" w:lineRule="auto"/>
+              <w:spacing w:after="40" w:line="252" w:lineRule="auto"/>
               <w:jc w:val="left"/>
               <w:rPr>
                 <w:color w:val="000000" w:themeColor="text1"/>
@@ -2465,7 +2464,7 @@
           <w:p>
             <w:pPr>
               <w:keepLines/>
-              <w:spacing w:after="120" w:line="300" w:lineRule="auto"/>
+              <w:spacing w:after="40" w:line="252" w:lineRule="auto"/>
               <w:jc w:val="left"/>
               <w:rPr>
                 <w:color w:val="000000" w:themeColor="text1"/>
@@ -2484,7 +2483,7 @@
           <w:p>
             <w:pPr>
               <w:keepLines/>
-              <w:spacing w:after="120" w:line="300" w:lineRule="auto"/>
+              <w:spacing w:after="40" w:line="252" w:lineRule="auto"/>
               <w:jc w:val="left"/>
               <w:rPr>
                 <w:color w:val="000000" w:themeColor="text1"/>
@@ -2503,7 +2502,7 @@
           <w:p>
             <w:pPr>
               <w:keepLines/>
-              <w:spacing w:after="120" w:line="300" w:lineRule="auto"/>
+              <w:spacing w:after="40" w:line="252" w:lineRule="auto"/>
               <w:jc w:val="left"/>
               <w:rPr>
                 <w:color w:val="000000" w:themeColor="text1"/>
@@ -2561,6 +2560,7 @@
           </w:tcPr>
           <w:p>
             <w:pPr>
+              <w:spacing w:after="40" w:line="252" w:lineRule="auto"/>
               <w:jc w:val="left"/>
               <w:rPr>
                 <w:b/>
@@ -2584,7 +2584,7 @@
           <w:p>
             <w:pPr>
               <w:keepLines/>
-              <w:spacing w:after="120" w:line="300" w:lineRule="auto"/>
+              <w:spacing w:after="40" w:line="252" w:lineRule="auto"/>
               <w:jc w:val="left"/>
               <w:rPr>
                 <w:color w:val="000000" w:themeColor="text1"/>
@@ -2603,7 +2603,7 @@
           <w:p>
             <w:pPr>
               <w:keepLines/>
-              <w:spacing w:after="120" w:line="300" w:lineRule="auto"/>
+              <w:spacing w:after="40" w:line="252" w:lineRule="auto"/>
               <w:jc w:val="left"/>
               <w:rPr>
                 <w:color w:val="000000" w:themeColor="text1"/>
@@ -2622,7 +2622,7 @@
           <w:p>
             <w:pPr>
               <w:keepLines/>
-              <w:spacing w:after="120" w:line="300" w:lineRule="auto"/>
+              <w:spacing w:after="40" w:line="252" w:lineRule="auto"/>
               <w:jc w:val="left"/>
               <w:rPr>
                 <w:color w:val="000000" w:themeColor="text1"/>
@@ -2641,7 +2641,7 @@
           <w:p>
             <w:pPr>
               <w:keepLines/>
-              <w:spacing w:after="120" w:line="300" w:lineRule="auto"/>
+              <w:spacing w:after="40" w:line="252" w:lineRule="auto"/>
               <w:jc w:val="left"/>
               <w:rPr>
                 <w:color w:val="000000" w:themeColor="text1"/>
@@ -2660,7 +2660,7 @@
           <w:p>
             <w:pPr>
               <w:keepLines/>
-              <w:spacing w:after="120" w:line="300" w:lineRule="auto"/>
+              <w:spacing w:after="40" w:line="252" w:lineRule="auto"/>
               <w:jc w:val="left"/>
               <w:rPr>
                 <w:color w:val="000000" w:themeColor="text1"/>
@@ -2679,7 +2679,7 @@
           <w:p>
             <w:pPr>
               <w:keepLines/>
-              <w:spacing w:after="120" w:line="300" w:lineRule="auto"/>
+              <w:spacing w:after="40" w:line="252" w:lineRule="auto"/>
               <w:jc w:val="left"/>
               <w:rPr>
                 <w:color w:val="000000" w:themeColor="text1"/>
@@ -2698,7 +2698,7 @@
           <w:p>
             <w:pPr>
               <w:keepLines/>
-              <w:spacing w:after="120" w:line="300" w:lineRule="auto"/>
+              <w:spacing w:after="40" w:line="252" w:lineRule="auto"/>
               <w:jc w:val="left"/>
               <w:rPr>
                 <w:color w:val="000000" w:themeColor="text1"/>
@@ -2798,7 +2798,7 @@
           <w:sz w:val="23"/>
           <w:lang w:eastAsia="zh-TW"/>
         </w:rPr>
-        <w:t>本清單為住宅租賃契約之一部分。交屋、續約、換約或退租時，雙方應逐項核對數量與狀況，每次盤點另填一份並簽署留存；異常、缺件或更換物品另附紀錄。</w:t>
+        <w:t>本清單為住宅租賃契約之一部分，作為點交、續約、換約或退租時之設備及物品對照資料。雙方應依所列項目逐一核對是否齊全；清單無須逐項簽名。異常、缺件或更換物品，另以書面或影像留存紀錄，載明品項及狀況。</w:t>
       </w:r>
     </w:p>
     <w:p>
@@ -6489,7 +6489,7 @@
     </w:p>
     <w:p>
       <w:pPr>
-        <w:spacing w:after="280" w:line="240" w:lineRule="auto"/>
+        <w:spacing w:after="200" w:line="240" w:lineRule="auto"/>
         <w:jc w:val="center"/>
         <w:rPr>
           <w:lang w:eastAsia="zh-TW"/>
@@ -6506,7 +6506,7 @@
     </w:p>
     <w:p>
       <w:pPr>
-        <w:spacing w:after="100" w:line="300" w:lineRule="auto"/>
+        <w:spacing w:after="60" w:line="276" w:lineRule="auto"/>
         <w:rPr>
           <w:lang w:eastAsia="zh-TW"/>
         </w:rPr>
@@ -6516,13 +6516,13 @@
           <w:sz w:val="23"/>
           <w:lang w:eastAsia="zh-TW"/>
         </w:rPr>
-        <w:t>本約定書由甲方、乙方及保證人共同簽署，作為主契約之一部分。保證人應在理解保證範圍、期間及不另約定固定金額最高限額之責任後簽署。</w:t>
+        <w:t>本約定書為主契約之一部分；甲方、乙方及保證人於主契約「三方簽署」處簽署，即表示同意本約定書內容。保證人應於理解保證範圍、期間及不另約定固定金額最高限額之責任後簽署。</w:t>
       </w:r>
     </w:p>
     <w:p>
       <w:pPr>
         <w:pStyle w:val="1"/>
-        <w:spacing w:before="220" w:after="80" w:line="252" w:lineRule="auto"/>
+        <w:spacing w:before="160" w:after="60" w:line="245" w:lineRule="auto"/>
       </w:pPr>
       <w:proofErr w:type="spellStart"/>
       <w:r>
@@ -6549,7 +6549,7 @@
     </w:p>
     <w:p>
       <w:pPr>
-        <w:spacing w:after="100" w:line="300" w:lineRule="auto"/>
+        <w:spacing w:after="60" w:line="276" w:lineRule="auto"/>
         <w:rPr>
           <w:lang w:eastAsia="zh-TW"/>
         </w:rPr>
@@ -6561,7 +6561,7 @@
     <w:p>
       <w:pPr>
         <w:pStyle w:val="1"/>
-        <w:spacing w:before="220" w:after="80" w:line="252" w:lineRule="auto"/>
+        <w:spacing w:before="160" w:after="60" w:line="245" w:lineRule="auto"/>
         <w:rPr>
           <w:lang w:eastAsia="zh-TW"/>
         </w:rPr>
@@ -6576,7 +6576,7 @@
     </w:p>
     <w:p>
       <w:pPr>
-        <w:spacing w:after="100" w:line="300" w:lineRule="auto"/>
+        <w:spacing w:after="60" w:line="276" w:lineRule="auto"/>
         <w:rPr>
           <w:lang w:eastAsia="zh-TW"/>
         </w:rPr>
@@ -6590,7 +6590,7 @@
       </w:r>
       <w:r>
         <w:rPr>
-          <w:color w:val="0000FF"/>
+          <w:color w:val="000000"/>
           <w:sz w:val="23"/>
           <w:lang w:eastAsia="zh-TW"/>
         </w:rPr>
@@ -6606,7 +6606,7 @@
     </w:p>
     <w:p>
       <w:pPr>
-        <w:spacing w:after="100" w:line="300" w:lineRule="auto"/>
+        <w:spacing w:after="60" w:line="276" w:lineRule="auto"/>
         <w:rPr>
           <w:lang w:eastAsia="zh-TW"/>
         </w:rPr>
@@ -6621,7 +6621,7 @@
     </w:p>
     <w:p>
       <w:pPr>
-        <w:spacing w:after="100" w:line="300" w:lineRule="auto"/>
+        <w:spacing w:after="60" w:line="276" w:lineRule="auto"/>
         <w:rPr>
           <w:lang w:eastAsia="zh-TW"/>
         </w:rPr>
@@ -6635,7 +6635,7 @@
       </w:r>
       <w:r>
         <w:rPr>
-          <w:color w:val="0000FF"/>
+          <w:color w:val="000000"/>
           <w:sz w:val="23"/>
           <w:lang w:eastAsia="zh-TW"/>
         </w:rPr>
@@ -6651,7 +6651,7 @@
     </w:p>
     <w:p>
       <w:pPr>
-        <w:spacing w:after="100" w:line="300" w:lineRule="auto"/>
+        <w:spacing w:after="60" w:line="276" w:lineRule="auto"/>
         <w:rPr>
           <w:lang w:eastAsia="zh-TW"/>
         </w:rPr>
@@ -6661,12 +6661,12 @@
           <w:sz w:val="23"/>
           <w:lang w:eastAsia="zh-TW"/>
         </w:rPr>
-        <w:t>甲方請求清償時，應提出逐項結算明細及相關證明，包括租金欠款紀錄、費用帳單、點交紀錄、損壞照片、修繕單據或其他足資證明之資料。設備及物品損害，依主契約及附件一之賠償說明辦理，正常使用耗損不列入賠償。</w:t>
+        <w:t>甲方請求清償時，應提出逐項結算明細及相關證明，包括租金欠款紀錄、費用帳單、點交時可留存之書面或影像紀錄、損壞照片、修繕單據或其他足資證明之資料。設備及物品損害，依主契約及附件一之賠償說明辦理，正常使用耗損不列入賠償。</w:t>
       </w:r>
     </w:p>
     <w:p>
       <w:pPr>
-        <w:spacing w:after="100" w:line="300" w:lineRule="auto"/>
+        <w:spacing w:after="60" w:line="276" w:lineRule="auto"/>
         <w:rPr>
           <w:lang w:eastAsia="zh-TW"/>
         </w:rPr>
@@ -6680,7 +6680,7 @@
       </w:r>
       <w:r>
         <w:rPr>
-          <w:color w:val="0000FF"/>
+          <w:color w:val="000000"/>
           <w:sz w:val="23"/>
           <w:lang w:eastAsia="zh-TW"/>
         </w:rPr>
@@ -6695,7 +6695,7 @@
       </w:r>
       <w:r>
         <w:rPr>
-          <w:color w:val="0000FF"/>
+          <w:color w:val="000000"/>
           <w:sz w:val="23"/>
           <w:lang w:eastAsia="zh-TW"/>
         </w:rPr>
@@ -6711,7 +6711,7 @@
     </w:p>
     <w:p>
       <w:pPr>
-        <w:spacing w:after="100" w:line="300" w:lineRule="auto"/>
+        <w:spacing w:after="60" w:line="276" w:lineRule="auto"/>
         <w:rPr>
           <w:lang w:eastAsia="zh-TW"/>
         </w:rPr>
@@ -6726,7 +6726,7 @@
       </w:r>
       <w:r>
         <w:rPr>
-          <w:color w:val="0000FF"/>
+          <w:color w:val="000000"/>
           <w:sz w:val="23"/>
           <w:lang w:eastAsia="zh-TW"/>
         </w:rPr>
@@ -6741,7 +6741,7 @@
       </w:r>
       <w:r>
         <w:rPr>
-          <w:color w:val="0000FF"/>
+          <w:color w:val="000000"/>
           <w:sz w:val="23"/>
           <w:lang w:eastAsia="zh-TW"/>
         </w:rPr>
@@ -6756,7 +6756,7 @@
       </w:r>
       <w:r>
         <w:rPr>
-          <w:color w:val="0000FF"/>
+          <w:color w:val="000000"/>
           <w:sz w:val="23"/>
           <w:lang w:eastAsia="zh-TW"/>
         </w:rPr>
@@ -6771,7 +6771,7 @@
       </w:r>
       <w:r>
         <w:rPr>
-          <w:color w:val="0000FF"/>
+          <w:color w:val="000000"/>
           <w:sz w:val="23"/>
           <w:lang w:eastAsia="zh-TW"/>
         </w:rPr>
@@ -6788,7 +6788,7 @@
     <w:p>
       <w:pPr>
         <w:pStyle w:val="1"/>
-        <w:spacing w:before="220" w:after="80" w:line="252" w:lineRule="auto"/>
+        <w:spacing w:before="160" w:after="60" w:line="245" w:lineRule="auto"/>
         <w:rPr>
           <w:lang w:eastAsia="zh-TW"/>
         </w:rPr>
@@ -6803,7 +6803,7 @@
     </w:p>
     <w:p>
       <w:pPr>
-        <w:spacing w:after="100" w:line="300" w:lineRule="auto"/>
+        <w:spacing w:after="60" w:line="276" w:lineRule="auto"/>
         <w:rPr>
           <w:lang w:eastAsia="zh-TW"/>
         </w:rPr>
@@ -6819,7 +6819,7 @@
     <w:p>
       <w:pPr>
         <w:pStyle w:val="1"/>
-        <w:spacing w:before="220" w:after="80" w:line="252" w:lineRule="auto"/>
+        <w:spacing w:before="160" w:after="60" w:line="245" w:lineRule="auto"/>
         <w:rPr>
           <w:lang w:eastAsia="zh-TW"/>
         </w:rPr>
@@ -6834,7 +6834,7 @@
     </w:p>
     <w:p>
       <w:pPr>
-        <w:spacing w:after="100" w:line="300" w:lineRule="auto"/>
+        <w:spacing w:after="60" w:line="276" w:lineRule="auto"/>
         <w:rPr>
           <w:lang w:eastAsia="zh-TW"/>
         </w:rPr>
@@ -6849,7 +6849,7 @@
     </w:p>
     <w:p>
       <w:pPr>
-        <w:spacing w:after="100" w:line="300" w:lineRule="auto"/>
+        <w:spacing w:after="60" w:line="276" w:lineRule="auto"/>
         <w:rPr>
           <w:lang w:eastAsia="zh-TW"/>
         </w:rPr>
@@ -6863,7 +6863,7 @@
       </w:r>
       <w:r>
         <w:rPr>
-          <w:color w:val="0000FF"/>
+          <w:color w:val="000000"/>
           <w:sz w:val="23"/>
           <w:lang w:eastAsia="zh-TW"/>
         </w:rPr>
@@ -6878,7 +6878,7 @@
       </w:r>
       <w:r>
         <w:rPr>
-          <w:color w:val="0000FF"/>
+          <w:color w:val="000000"/>
           <w:sz w:val="23"/>
           <w:lang w:eastAsia="zh-TW"/>
         </w:rPr>
@@ -6893,7 +6893,7 @@
       </w:r>
       <w:r>
         <w:rPr>
-          <w:color w:val="0000FF"/>
+          <w:color w:val="000000"/>
           <w:sz w:val="23"/>
           <w:lang w:eastAsia="zh-TW"/>
         </w:rPr>
@@ -6908,7 +6908,7 @@
       </w:r>
       <w:r>
         <w:rPr>
-          <w:color w:val="0000FF"/>
+          <w:color w:val="000000"/>
           <w:sz w:val="23"/>
           <w:lang w:eastAsia="zh-TW"/>
         </w:rPr>
@@ -6923,7 +6923,7 @@
       </w:r>
       <w:r>
         <w:rPr>
-          <w:color w:val="0000FF"/>
+          <w:color w:val="000000"/>
           <w:sz w:val="23"/>
           <w:lang w:eastAsia="zh-TW"/>
         </w:rPr>
